--- a/MERN Phase Wise/Phase Wise Templets/Requirement Analysis/Technology Stack.docx
+++ b/MERN Phase Wise/Phase Wise Templets/Requirement Analysis/Technology Stack.docx
@@ -90,10 +90,7 @@
           </w:tcPr>
           <w:p>
             <w:r>
-              <w:t>2</w:t>
-            </w:r>
-            <w:r>
-              <w:t xml:space="preserve"> July 2026</w:t>
+              <w:t>2 July 2026</w:t>
             </w:r>
           </w:p>
         </w:tc>
@@ -134,7 +131,7 @@
           </w:tcPr>
           <w:p>
             <w:r>
-              <w:t>SB Stocks – Virtual Stock Trading Platform</w:t>
+              <w:t>Stock Trading App</w:t>
             </w:r>
           </w:p>
         </w:tc>
@@ -207,7 +204,15 @@
         <w:spacing w:after="120"/>
       </w:pPr>
       <w:r>
-        <w:t>SB Stocks follows a classic 3-tier MERN architecture: a React (Vite) single-page frontend, an Express.js/Node.js REST API layer, and a MongoDB data layer, with the Finnhub API as an external market-data dependency.</w:t>
+        <w:t xml:space="preserve">SB Stocks follows a classic 3-tier MERN architecture: a React (Vite) single-page frontend, an Express.js/Node.js REST API layer, and a MongoDB data layer, with the </w:t>
+      </w:r>
+      <w:proofErr w:type="spellStart"/>
+      <w:r>
+        <w:t>Finnhub</w:t>
+      </w:r>
+      <w:proofErr w:type="spellEnd"/>
+      <w:r>
+        <w:t xml:space="preserve"> API as an external market-data dependency.</w:t>
       </w:r>
     </w:p>
     <w:p>
@@ -215,7 +220,15 @@
         <w:spacing w:after="120"/>
       </w:pPr>
       <w:r>
-        <w:t>Client (React + Tailwind) → REST API (Express, JWT-protected routes) → Controllers → Mongoose Models → MongoDB (Atlas in production). The API layer also calls out to the Finnhub API for live quotes and historical candle data.</w:t>
+        <w:t xml:space="preserve">Client (React + Tailwind) → REST API (Express, JWT-protected routes) → Controllers → Mongoose Models → MongoDB (Atlas in production). The API layer also calls out to the </w:t>
+      </w:r>
+      <w:proofErr w:type="spellStart"/>
+      <w:r>
+        <w:t>Finnhub</w:t>
+      </w:r>
+      <w:proofErr w:type="spellEnd"/>
+      <w:r>
+        <w:t xml:space="preserve"> API for live quotes and historical candle data.</w:t>
       </w:r>
     </w:p>
     <w:p>
@@ -282,6 +295,8 @@
             <w:pPr>
               <w:jc w:val="center"/>
             </w:pPr>
+            <w:proofErr w:type="spellStart"/>
+            <w:proofErr w:type="gramStart"/>
             <w:r>
               <w:rPr>
                 <w:b/>
@@ -290,6 +305,8 @@
               </w:rPr>
               <w:t>S.No</w:t>
             </w:r>
+            <w:proofErr w:type="spellEnd"/>
+            <w:proofErr w:type="gramEnd"/>
           </w:p>
         </w:tc>
         <w:tc>
@@ -653,9 +670,11 @@
             <w:vAlign w:val="center"/>
           </w:tcPr>
           <w:p>
+            <w:proofErr w:type="spellStart"/>
             <w:r>
               <w:t>ApexCharts</w:t>
             </w:r>
+            <w:proofErr w:type="spellEnd"/>
           </w:p>
         </w:tc>
       </w:tr>
@@ -941,8 +960,13 @@
             <w:vAlign w:val="center"/>
           </w:tcPr>
           <w:p>
-            <w:r>
-              <w:t>Finnhub API</w:t>
+            <w:proofErr w:type="spellStart"/>
+            <w:r>
+              <w:t>Finnhub</w:t>
+            </w:r>
+            <w:proofErr w:type="spellEnd"/>
+            <w:r>
+              <w:t xml:space="preserve"> API</w:t>
             </w:r>
           </w:p>
         </w:tc>
@@ -1016,8 +1040,13 @@
           </w:tcPr>
           <w:p>
             <w:r>
-              <w:t>JSON Web Tokens (JWT), bcryptjs</w:t>
-            </w:r>
+              <w:t xml:space="preserve">JSON Web Tokens (JWT), </w:t>
+            </w:r>
+            <w:proofErr w:type="spellStart"/>
+            <w:r>
+              <w:t>bcryptjs</w:t>
+            </w:r>
+            <w:proofErr w:type="spellEnd"/>
           </w:p>
         </w:tc>
       </w:tr>
@@ -1159,8 +1188,21 @@
             <w:vAlign w:val="center"/>
           </w:tcPr>
           <w:p>
-            <w:r>
-              <w:t>Vercel (frontend); Node-compatible host (backend); local npm run dev for development</w:t>
+            <w:proofErr w:type="spellStart"/>
+            <w:r>
+              <w:t>Vercel</w:t>
+            </w:r>
+            <w:proofErr w:type="spellEnd"/>
+            <w:r>
+              <w:t xml:space="preserve"> (frontend); Node-compatible host (backend); local </w:t>
+            </w:r>
+            <w:proofErr w:type="spellStart"/>
+            <w:r>
+              <w:t>npm</w:t>
+            </w:r>
+            <w:proofErr w:type="spellEnd"/>
+            <w:r>
+              <w:t xml:space="preserve"> run dev for development</w:t>
             </w:r>
           </w:p>
         </w:tc>
@@ -1257,6 +1299,8 @@
             <w:pPr>
               <w:jc w:val="center"/>
             </w:pPr>
+            <w:proofErr w:type="spellStart"/>
+            <w:proofErr w:type="gramStart"/>
             <w:r>
               <w:rPr>
                 <w:b/>
@@ -1265,6 +1309,8 @@
               </w:rPr>
               <w:t>S.No</w:t>
             </w:r>
+            <w:proofErr w:type="spellEnd"/>
+            <w:proofErr w:type="gramEnd"/>
           </w:p>
         </w:tc>
         <w:tc>
@@ -1485,7 +1531,15 @@
           </w:tcPr>
           <w:p>
             <w:r>
-              <w:t>JWT auth, bcrypt password hashing, protected/admin-only route middleware, environment-based secrets (.env)</w:t>
+              <w:t xml:space="preserve">JWT auth, </w:t>
+            </w:r>
+            <w:proofErr w:type="spellStart"/>
+            <w:r>
+              <w:t>bcrypt</w:t>
+            </w:r>
+            <w:proofErr w:type="spellEnd"/>
+            <w:r>
+              <w:t xml:space="preserve"> password hashing, protected/admin-only route middleware, environment-based secrets (.env)</w:t>
             </w:r>
           </w:p>
         </w:tc>
@@ -1559,7 +1613,15 @@
           </w:tcPr>
           <w:p>
             <w:r>
-              <w:t>Express app split into routes / controllers / middlewares / models, enabling independent scaling of client and server</w:t>
+              <w:t xml:space="preserve">Express app split into routes / controllers / </w:t>
+            </w:r>
+            <w:proofErr w:type="spellStart"/>
+            <w:r>
+              <w:t>middlewares</w:t>
+            </w:r>
+            <w:proofErr w:type="spellEnd"/>
+            <w:r>
+              <w:t xml:space="preserve"> / models, enabling independent scaling of client and server</w:t>
             </w:r>
           </w:p>
         </w:tc>
@@ -1628,8 +1690,13 @@
             <w:vAlign w:val="center"/>
           </w:tcPr>
           <w:p>
-            <w:r>
-              <w:t>Vercel (frontend hosting), MongoDB Atlas (managed, replicated database)</w:t>
+            <w:proofErr w:type="spellStart"/>
+            <w:r>
+              <w:t>Vercel</w:t>
+            </w:r>
+            <w:proofErr w:type="spellEnd"/>
+            <w:r>
+              <w:t xml:space="preserve"> (frontend hosting), MongoDB Atlas (managed, replicated database)</w:t>
             </w:r>
           </w:p>
         </w:tc>
@@ -2297,7 +2364,6 @@
   <w:style w:type="character" w:default="1" w:styleId="DefaultParagraphFont">
     <w:name w:val="Default Paragraph Font"/>
     <w:uiPriority w:val="1"/>
-    <w:semiHidden/>
     <w:unhideWhenUsed/>
   </w:style>
   <w:style w:type="table" w:default="1" w:styleId="TableNormal">
